--- a/dev/vignettes/articles/version-crosswalk-1.3-to-1.4.docx
+++ b/dev/vignettes/articles/version-crosswalk-1.3-to-1.4.docx
@@ -23,7 +23,7 @@
         <w:pStyle w:val="Date"/>
       </w:pPr>
       <w:r>
-        <w:t xml:space="preserve">2026-09-02</w:t>
+        <w:t xml:space="preserve">2026-10-09</w:t>
       </w:r>
     </w:p>
     <w:bookmarkStart w:id="9" w:name="overview"/>
@@ -3049,7 +3049,7 @@
         <w:rPr>
           <w:rStyle w:val="CommentTok"/>
         </w:rPr>
-        <w:t xml:space="preserve">#&gt;     age id    antigen_iso   value</w:t>
+        <w:t xml:space="preserve">#&gt;     age id    antigen_iso value</w:t>
       </w:r>
       <w:r>
         <w:br/>
@@ -3058,7 +3058,7 @@
         <w:rPr>
           <w:rStyle w:val="CommentTok"/>
         </w:rPr>
-        <w:t xml:space="preserve">#&gt;   &lt;dbl&gt; &lt;chr&gt; &lt;chr&gt;         &lt;dbl&gt;</w:t>
+        <w:t xml:space="preserve">#&gt;   &lt;dbl&gt; &lt;chr&gt; &lt;chr&gt;       &lt;dbl&gt;</w:t>
       </w:r>
       <w:r>
         <w:br/>
@@ -3067,7 +3067,7 @@
         <w:rPr>
           <w:rStyle w:val="CommentTok"/>
         </w:rPr>
-        <w:t xml:space="preserve">#&gt; 1 14.2  1     HlyE_IgA       2.51</w:t>
+        <w:t xml:space="preserve">#&gt; 1  1.3  1     HlyE_IgA    0.479</w:t>
       </w:r>
       <w:r>
         <w:br/>
@@ -3076,7 +3076,7 @@
         <w:rPr>
           <w:rStyle w:val="CommentTok"/>
         </w:rPr>
-        <w:t xml:space="preserve">#&gt; 2 14.2  1     HlyE_IgG       8.41</w:t>
+        <w:t xml:space="preserve">#&gt; 2  1.3  1     HlyE_IgG    0.375</w:t>
       </w:r>
       <w:r>
         <w:br/>
@@ -3085,7 +3085,7 @@
         <w:rPr>
           <w:rStyle w:val="CommentTok"/>
         </w:rPr>
-        <w:t xml:space="preserve">#&gt; 3 19.8  2     HlyE_IgA       1.26</w:t>
+        <w:t xml:space="preserve">#&gt; 3 19.6  2     HlyE_IgA    0.509</w:t>
       </w:r>
       <w:r>
         <w:br/>
@@ -3094,7 +3094,7 @@
         <w:rPr>
           <w:rStyle w:val="CommentTok"/>
         </w:rPr>
-        <w:t xml:space="preserve">#&gt; 4 19.8  2     HlyE_IgG      43.2 </w:t>
+        <w:t xml:space="preserve">#&gt; 4 19.6  2     HlyE_IgG    0.344</w:t>
       </w:r>
       <w:r>
         <w:br/>
@@ -3103,7 +3103,7 @@
         <w:rPr>
           <w:rStyle w:val="CommentTok"/>
         </w:rPr>
-        <w:t xml:space="preserve">#&gt; 5  5.74 3     HlyE_IgA     112.  </w:t>
+        <w:t xml:space="preserve">#&gt; 5  2.07 3     HlyE_IgA    0.257</w:t>
       </w:r>
       <w:r>
         <w:br/>
@@ -3112,7 +3112,7 @@
         <w:rPr>
           <w:rStyle w:val="CommentTok"/>
         </w:rPr>
-        <w:t xml:space="preserve">#&gt; 6  5.74 3     HlyE_IgG    4327.</w:t>
+        <w:t xml:space="preserve">#&gt; 6  2.07 3     HlyE_IgG    0.172</w:t>
       </w:r>
       <w:r>
         <w:br/>
